--- a/10/programmnoe-obespechenie/zagotovka-10.docx
+++ b/10/programmnoe-obespechenie/zagotovka-10.docx
@@ -4,12 +4,12 @@
   <w:body>
     <w:p>
       <w:r>
-        <w:t xml:space="preserve">             Муниципальное бюджетное общеобразовательное учреждение</w:t>
+        <w:t xml:space="preserve">                  Муниципальное бюджетное общеобразовательное учреждение</w:t>
       </w:r>
     </w:p>
     <w:p>
       <w:r>
-        <w:t xml:space="preserve">                  «Средняя общеобразовательная школа № ___»</w:t>
+        <w:t xml:space="preserve">                         «Средняя общеобразовательная школа № ___»</w:t>
       </w:r>
     </w:p>
     <w:p/>
@@ -20,12 +20,12 @@
     <w:p/>
     <w:p>
       <w:r>
-        <w:t xml:space="preserve">                          РЕФЕРАТ</w:t>
+        <w:t xml:space="preserve">                                 РЕФЕРАТ</w:t>
       </w:r>
     </w:p>
     <w:p>
       <w:r>
-        <w:t xml:space="preserve">             на тему: «Облачные приложения и программы, устанавливаемые на компьютер»</w:t>
+        <w:t xml:space="preserve">                  на тему: «Облачные приложения и программы, устанавливаемые на компьютер»</w:t>
       </w:r>
     </w:p>
     <w:p/>
@@ -36,17 +36,17 @@
     <w:p/>
     <w:p>
       <w:r>
-        <w:t xml:space="preserve">                                      Выполнил: Фамилия Имя,</w:t>
+        <w:t xml:space="preserve">                                             Выполнил: Фамилия Имя,</w:t>
       </w:r>
     </w:p>
     <w:p>
       <w:r>
-        <w:t xml:space="preserve">                                      ученик 10 ___ класса</w:t>
+        <w:t xml:space="preserve">                                             ученик 10 ___ класса</w:t>
       </w:r>
     </w:p>
     <w:p>
       <w:r>
-        <w:t xml:space="preserve">                                      Руководитель: Фамилия И. О.</w:t>
+        <w:t xml:space="preserve">                                             Руководитель: Фамилия И. О.</w:t>
       </w:r>
     </w:p>
     <w:p/>
@@ -56,7 +56,7 @@
     <w:p/>
     <w:p>
       <w:r>
-        <w:t xml:space="preserve">                      Город, 20__</w:t>
+        <w:t xml:space="preserve">                             Город, 20__</w:t>
       </w:r>
     </w:p>
     <w:p/>
@@ -105,50 +105,63 @@
     </w:p>
     <w:p/>
     <w:p/>
-    <w:p/>
     <w:p>
       <w:r>
         <w:t>ВВЕДЕНИЕ</w:t>
       </w:r>
     </w:p>
+    <w:p/>
     <w:p>
       <w:r>
-        <w:t>Один и тот же документ сегодня можно подготовить двумя способами: в программе, установленной на компьютере, или в приложении, открывающемся в браузере. Результат внешне одинаков, но устроено всё по-разному, и различия становятся заметны в неудобный момент — когда пропала сеть или когда файл понадобился на другом устройстве.</w:t>
+        <w:tab/>
+        <w:t>Один и тот же документ сегодня можно подготовить двумя способами: в программе, установленной на  компьютере, или в приложении, открывающемся в браузере. Результат внешне одинаков, но устроено всё по-разному, и различия становятся заметны в неудобный момент — когда  пропала сеть или когда файл понадобился на другом устройстве.</w:t>
       </w:r>
     </w:p>
     <w:p>
       <w:r>
+        <w:tab/>
         <w:t>Цель работы — сравнить два подхода и показать, в каких случаях какой оказывается удобнее.</w:t>
       </w:r>
     </w:p>
+    <w:p/>
+    <w:p/>
+    <w:p/>
     <w:p>
       <w:r>
         <w:t>1. Устанавливаемые программы</w:t>
       </w:r>
     </w:p>
+    <w:p/>
     <w:p>
       <w:r>
-        <w:t>Устанавливаемая программа выполняется процессором самого компьютера и хранит файлы на его диске. Отсюда её достоинства: работа не зависит от сети, скорость ограничена только машиной, а данные физически находятся у владельца.</w:t>
+        <w:tab/>
+        <w:t>Устанавливаемая программа выполняется процессором самого компьютера и  хранит файлы на его диске. Отсюда  её достоинства: работа не зависит от сети,  скорость ограничена только машиной, а данные физически находятся у владельца.</w:t>
       </w:r>
     </w:p>
     <w:p>
       <w:r>
+        <w:tab/>
         <w:t>Недостатки вытекают из тех же свойств. Программу нужно установить на каждое устройство и следить за версиями; файл, оставленный на школьном компьютере, дома недоступен; совместная работа сводится к пересылке версий документа, и разобраться, какая из них последняя, со временем становится трудно.</w:t>
       </w:r>
     </w:p>
     <w:p>
       <w:r>
-        <w:t>Сохранность данных — целиком забота владельца: сломавшийся диск уносит всё, что не было скопировано заранее.</w:t>
+        <w:tab/>
+        <w:t>Сохранность данных  — целиком забота владельца: сломавшийся диск уносит всё, что не было  скопировано  заранее.</w:t>
       </w:r>
     </w:p>
+    <w:p/>
+    <w:p/>
     <w:p>
       <w:r>
         <w:t>2. Облачные приложения</w:t>
       </w:r>
     </w:p>
+    <w:p/>
     <w:p>
       <w:r>
-        <w:t>Облачное приложение выполняется на сервере, а браузер только показывает результат и передаёт действия пользователя. Устанавливать ничего не нужно, версия у всех одинаковая и всегда последняя, документ доступен с любого устройства, а несколько человек могут править его одновременно, видя правки друг друга.</w:t>
+        <w:tab/>
+        <w:t>Облачное приложение выполняется на сервере, а  браузер только показывает результат и передаёт  действия пользователя. Устанавливать ничего не нужно, версия у всех одинаковая и всегда последняя, документ доступен с любого устройства, а несколько человек могут править его одновременно, видя правки друг друга.</w:t>
       </w:r>
     </w:p>
     <w:p>
@@ -158,54 +171,70 @@
     </w:p>
     <w:p>
       <w:r>
+        <w:tab/>
         <w:t>На практике подходы совмещают: документ ведут в облаке ради совместной работы, а важные файлы дополнительно сохраняют себе. Это тот же принцип резервного копирования, только применённый к облаку.</w:t>
       </w:r>
     </w:p>
+    <w:p/>
+    <w:p/>
     <w:p>
       <w:r>
         <w:t>ЗАКЛЮЧЕНИЕ</w:t>
       </w:r>
     </w:p>
+    <w:p/>
     <w:p>
       <w:r>
-        <w:t>Устанавливаемая программа даёт независимость от сети и контроль над данными, облачное приложение — доступность с любого устройства и совместную работу. Выбор определяется задачей: где важна автономность, выбирают первое, где важен общий доступ — второе, а ответственность за сохранность данных остаётся на пользователе в обоих случаях.</w:t>
+        <w:tab/>
+        <w:t>Устанавливаемая программа даёт независимость от сети и контроль над данными, облачное приложение — доступность с любого устройства и совместную работу. Выбор определяется  задачей: где важна автономность, выбирают первое, где важен общий доступ —  второе, а ответственность за сохранность данных остаётся на пользователе в обоих случаях.</w:t>
       </w:r>
     </w:p>
+    <w:p/>
+    <w:p/>
+    <w:p/>
     <w:p>
       <w:r>
         <w:t>СПИСОК ИСТОЧНИКОВ</w:t>
       </w:r>
     </w:p>
+    <w:p/>
     <w:p>
       <w:r>
-        <w:t>Облачные технологии: основные понятия // Академия Яндекса. URL: https://academy.yandex.ru (дата обращения 05.09.2026)</w:t>
+        <w:tab/>
+        <w:t>Федеральный закон от 27.07.2006 № 152-ФЗ   «О персональных   данных».</w:t>
       </w:r>
     </w:p>
     <w:p>
       <w:r>
-        <w:t>Информатика. 10 класс. Базовый уровень: учебник / под ред. И. Г. Семакина. — Москва: Просвещение, 2023.</w:t>
+        <w:t>Модели облачных  сервисов IaaS, PaaS, SaaS  //  Открытые системы. URL:  https://www.osp.ru (дата обращения 07.09.2026)</w:t>
       </w:r>
     </w:p>
     <w:p>
       <w:r>
-        <w:t>Федеральный закон от 27.07.2006 № 152-ФЗ «О персональных данных».</w:t>
+        <w:tab/>
+        <w:t>Совместная работа с документами // Справка Microsoft. URL: https://support.microsoft.com  (дата  обращения  06.09.2026)</w:t>
       </w:r>
     </w:p>
     <w:p>
       <w:r>
-        <w:t>Модели облачных сервисов IaaS, PaaS, SaaS // Открытые системы. URL: https://www.osp.ru (дата обращения 07.09.2026)</w:t>
+        <w:t>Информатика. 10 класс.  Базовый уровень: учебник / под  ред.  И. Г. Семакина. — Москва: Просвещение, 2023.</w:t>
       </w:r>
     </w:p>
     <w:p>
       <w:r>
-        <w:t>Совместная работа с документами // Справка Microsoft. URL: https://support.microsoft.com (дата обращения 06.09.2026)</w:t>
+        <w:tab/>
+        <w:t>Облачные технологии: основные понятия  // Академия Яндекса. URL: https://academy.yandex.ru (дата  обращения 05.09.2026)</w:t>
       </w:r>
     </w:p>
+    <w:p/>
+    <w:p/>
+    <w:p/>
     <w:p>
       <w:r>
         <w:t>ПРИЛОЖЕНИЕ</w:t>
       </w:r>
     </w:p>
+    <w:p/>
     <w:p>
       <w:r>
         <w:t>Сравнение двух подходов</w:t>
@@ -218,21 +247,24 @@
     </w:p>
     <w:p>
       <w:r>
-        <w:t>Работа без сети — возможна — против невозможной</w:t>
+        <w:t>Работа без сети — возможна —   против невозможной</w:t>
       </w:r>
     </w:p>
     <w:p>
       <w:r>
-        <w:t>Доступ с другого устройства — нет — против да</w:t>
+        <w:tab/>
+        <w:t>Доступ с другого  устройства — нет   — против да</w:t>
       </w:r>
     </w:p>
     <w:p>
       <w:r>
-        <w:t>Совместная правка — пересылка версий — против одновременной</w:t>
+        <w:tab/>
+        <w:t>Совместная правка  — пересылка  версий —  против  одновременной</w:t>
       </w:r>
     </w:p>
     <w:p>
       <w:r>
+        <w:tab/>
         <w:t>Где лежат данные — у владельца — против сервера поставщика</w:t>
       </w:r>
     </w:p>
@@ -243,6 +275,7 @@
     </w:p>
     <w:p>
       <w:r>
+        <w:tab/>
         <w:t>Текст-заготовка подготовлен с помощью искусственного интеллекта и предназначен для учебной работы по оформлению.</w:t>
       </w:r>
     </w:p>
@@ -623,8 +656,8 @@
       <w:spacing w:after="0" w:before="0" w:line="240" w:lineRule="auto"/>
     </w:pPr>
     <w:rPr>
-      <w:rFonts w:ascii="Georgia" w:hAnsi="Georgia" w:cs="Georgia"/>
-      <w:sz w:val="24"/>
+      <w:rFonts w:ascii="Verdana" w:hAnsi="Verdana" w:cs="Verdana"/>
+      <w:sz w:val="22"/>
     </w:rPr>
   </w:style>
   <w:style w:type="paragraph" w:styleId="Header">
